--- a/lessons/2-6-group2/homework.docx
+++ b/lessons/2-6-group2/homework.docx
@@ -19,24 +19,13 @@
     </w:p>
     <w:p>
       <w:pPr>
-        <w:pStyle w:val="Title"/>
+        <w:pStyle w:val="Heading1"/>
       </w:pPr>
       <w:r>
         <w:rPr>
           <w:rFonts w:ascii="Arial" w:hAnsi="Arial" w:eastAsia="Arial" w:cs="Arial"/>
         </w:rPr>
         <w:t>Median and Outliers</w:t>
-      </w:r>
-    </w:p>
-    <w:p>
-      <w:pPr>
-        <w:pStyle w:val="PublisherEdition"/>
-      </w:pPr>
-      <w:r>
-        <w:rPr>
-          <w:rFonts w:ascii="Arial" w:hAnsi="Arial" w:eastAsia="Arial" w:cs="Arial"/>
-        </w:rPr>
-        <w:t>Version 2  /  Regular</w:t>
       </w:r>
     </w:p>
     <w:p>
@@ -101,7 +90,7 @@
     </w:p>
     <w:p>
       <w:pPr>
-        <w:pStyle w:val="PublisherSection"/>
+        <w:pStyle w:val="Heading2"/>
         <w:shd w:val="clear" w:color="auto" w:fill="EEF4F5"/>
         <w:pBdr>
           <w:left w:val="single" w:color="176B70" w:sz="20" w:space="7"/>
@@ -123,8 +112,6 @@
       <w:tblPr>
         <w:tblW w:type="dxa" w:w="10368"/>
         <w:jc w:val="center"/>
-        <w:tblLayout w:type="fixed"/>
-        <w:tblLook w:firstColumn="1" w:firstRow="1" w:lastColumn="0" w:lastRow="0" w:noHBand="0" w:noVBand="1" w:val="04A0"/>
         <w:tblInd w:type="dxa" w:w="0"/>
         <w:tblBorders>
           <w:top w:val="single" w:color="B9C9CE" w:sz="4" w:space="0"/>
@@ -134,6 +121,10 @@
           <w:insideH w:val="single" w:color="FFFFFF" w:sz="8" w:space="0"/>
           <w:insideV w:val="single" w:color="FFFFFF" w:sz="12" w:space="0"/>
         </w:tblBorders>
+        <w:tblLayout w:type="fixed"/>
+        <w:tblLook w:firstColumn="1" w:firstRow="1" w:lastColumn="0" w:lastRow="0" w:noHBand="0" w:noVBand="1" w:val="04A0"/>
+        <w:tblCaption w:val="Learn from a model"/>
+        <w:tblDescription w:val="Layout table. It only arranges the page; read its cells in order."/>
       </w:tblPr>
       <w:tblGrid>
         <w:gridCol w:w="4464"/>
@@ -434,7 +425,7 @@
     </w:p>
     <w:p>
       <w:pPr>
-        <w:pStyle w:val="PublisherSection"/>
+        <w:pStyle w:val="Heading2"/>
         <w:shd w:val="clear" w:color="auto" w:fill="EEF4F5"/>
         <w:pBdr>
           <w:left w:val="single" w:color="176B70" w:sz="20" w:space="7"/>
@@ -456,8 +447,6 @@
       <w:tblPr>
         <w:tblW w:type="dxa" w:w="10368"/>
         <w:jc w:val="center"/>
-        <w:tblLayout w:type="fixed"/>
-        <w:tblLook w:firstColumn="1" w:firstRow="1" w:lastColumn="0" w:lastRow="0" w:noHBand="0" w:noVBand="1" w:val="04A0"/>
         <w:tblInd w:type="dxa" w:w="0"/>
         <w:tblBorders>
           <w:top w:val="nil"/>
@@ -467,6 +456,10 @@
           <w:insideH w:val="nil"/>
           <w:insideV w:val="nil"/>
         </w:tblBorders>
+        <w:tblLayout w:type="fixed"/>
+        <w:tblLook w:firstColumn="1" w:firstRow="1" w:lastColumn="0" w:lastRow="0" w:noHBand="0" w:noVBand="1" w:val="04A0"/>
+        <w:tblCaption w:val="Exercise 1"/>
+        <w:tblDescription w:val="Layout table. It only arranges the page; read its cells in order."/>
       </w:tblPr>
       <w:tblGrid>
         <w:gridCol w:w="10368"/>
@@ -553,8 +546,6 @@
             <w:tblPr>
               <w:tblW w:type="dxa" w:w="10368"/>
               <w:jc w:val="center"/>
-              <w:tblLayout w:type="fixed"/>
-              <w:tblLook w:firstColumn="1" w:firstRow="1" w:lastColumn="0" w:lastRow="0" w:noHBand="0" w:noVBand="1" w:val="04A0"/>
               <w:tblInd w:type="dxa" w:w="0"/>
               <w:tblBorders>
                 <w:top w:val="single" w:color="B9C9CE" w:sz="4" w:space="0"/>
@@ -562,6 +553,10 @@
                 <w:bottom w:val="single" w:color="B9C9CE" w:sz="4" w:space="0"/>
                 <w:right w:val="single" w:color="B9C9CE" w:sz="4" w:space="0"/>
               </w:tblBorders>
+              <w:tblLayout w:type="fixed"/>
+              <w:tblLook w:firstColumn="1" w:firstRow="1" w:lastColumn="0" w:lastRow="0" w:noHBand="0" w:noVBand="1" w:val="04A0"/>
+              <w:tblCaption w:val="Workspace"/>
+              <w:tblDescription w:val="Layout table that frames the blank workspace for this exercise."/>
             </w:tblPr>
             <w:tblGrid>
               <w:gridCol w:w="10368"/>
@@ -608,7 +603,7 @@
                     <w:drawing>
                       <wp:inline xmlns:a="http://schemas.openxmlformats.org/drawingml/2006/main" xmlns:pic="http://schemas.openxmlformats.org/drawingml/2006/picture">
                         <wp:extent cx="6382512" cy="685800"/>
-                        <wp:docPr id="1" name="Picture 1" descr="PUBLISHER_WORKSPACE: Blank square grid for sketching a geometric figure or net. The grid has no assigned measurements or scale." title="SHOW YOUR THINKING"/>
+                        <wp:docPr id="1" name="Picture 1" descr="Blank square grid for sketching a geometric figure or net. The grid has no assigned measurements or scale." title="SHOW YOUR THINKING"/>
                         <wp:cNvGraphicFramePr>
                           <a:graphicFrameLocks noChangeAspect="1"/>
                         </wp:cNvGraphicFramePr>
@@ -675,8 +670,6 @@
       <w:tblPr>
         <w:tblW w:type="dxa" w:w="10368"/>
         <w:jc w:val="center"/>
-        <w:tblLayout w:type="fixed"/>
-        <w:tblLook w:firstColumn="1" w:firstRow="1" w:lastColumn="0" w:lastRow="0" w:noHBand="0" w:noVBand="1" w:val="04A0"/>
         <w:tblInd w:type="dxa" w:w="0"/>
         <w:tblBorders>
           <w:top w:val="nil"/>
@@ -686,6 +679,10 @@
           <w:insideH w:val="nil"/>
           <w:insideV w:val="nil"/>
         </w:tblBorders>
+        <w:tblLayout w:type="fixed"/>
+        <w:tblLook w:firstColumn="1" w:firstRow="1" w:lastColumn="0" w:lastRow="0" w:noHBand="0" w:noVBand="1" w:val="04A0"/>
+        <w:tblCaption w:val="Exercise 2"/>
+        <w:tblDescription w:val="Layout table. It only arranges the page; read its cells in order."/>
       </w:tblPr>
       <w:tblGrid>
         <w:gridCol w:w="10368"/>
@@ -772,8 +769,6 @@
             <w:tblPr>
               <w:tblW w:type="dxa" w:w="10368"/>
               <w:jc w:val="center"/>
-              <w:tblLayout w:type="fixed"/>
-              <w:tblLook w:firstColumn="1" w:firstRow="1" w:lastColumn="0" w:lastRow="0" w:noHBand="0" w:noVBand="1" w:val="04A0"/>
               <w:tblInd w:type="dxa" w:w="0"/>
               <w:tblBorders>
                 <w:top w:val="single" w:color="B9C9CE" w:sz="4" w:space="0"/>
@@ -781,6 +776,10 @@
                 <w:bottom w:val="single" w:color="B9C9CE" w:sz="4" w:space="0"/>
                 <w:right w:val="single" w:color="B9C9CE" w:sz="4" w:space="0"/>
               </w:tblBorders>
+              <w:tblLayout w:type="fixed"/>
+              <w:tblLook w:firstColumn="1" w:firstRow="1" w:lastColumn="0" w:lastRow="0" w:noHBand="0" w:noVBand="1" w:val="04A0"/>
+              <w:tblCaption w:val="Workspace"/>
+              <w:tblDescription w:val="Layout table that frames the blank workspace for this exercise."/>
             </w:tblPr>
             <w:tblGrid>
               <w:gridCol w:w="10368"/>
@@ -827,7 +826,7 @@
                     <w:drawing>
                       <wp:inline xmlns:a="http://schemas.openxmlformats.org/drawingml/2006/main" xmlns:pic="http://schemas.openxmlformats.org/drawingml/2006/picture">
                         <wp:extent cx="6382512" cy="685800"/>
-                        <wp:docPr id="2" name="Picture 2" descr="PUBLISHER_WORKSPACE: Blank square grid for sketching a geometric figure or net. The grid has no assigned measurements or scale." title="SHOW YOUR THINKING"/>
+                        <wp:docPr id="2" name="Picture 2" descr="Blank square grid for sketching a geometric figure or net. The grid has no assigned measurements or scale." title="SHOW YOUR THINKING"/>
                         <wp:cNvGraphicFramePr>
                           <a:graphicFrameLocks noChangeAspect="1"/>
                         </wp:cNvGraphicFramePr>
@@ -894,8 +893,6 @@
       <w:tblPr>
         <w:tblW w:type="dxa" w:w="10368"/>
         <w:jc w:val="center"/>
-        <w:tblLayout w:type="fixed"/>
-        <w:tblLook w:firstColumn="1" w:firstRow="1" w:lastColumn="0" w:lastRow="0" w:noHBand="0" w:noVBand="1" w:val="04A0"/>
         <w:tblInd w:type="dxa" w:w="0"/>
         <w:tblBorders>
           <w:top w:val="nil"/>
@@ -905,6 +902,10 @@
           <w:insideH w:val="nil"/>
           <w:insideV w:val="nil"/>
         </w:tblBorders>
+        <w:tblLayout w:type="fixed"/>
+        <w:tblLook w:firstColumn="1" w:firstRow="1" w:lastColumn="0" w:lastRow="0" w:noHBand="0" w:noVBand="1" w:val="04A0"/>
+        <w:tblCaption w:val="Exercise 3"/>
+        <w:tblDescription w:val="Layout table. It only arranges the page; read its cells in order."/>
       </w:tblPr>
       <w:tblGrid>
         <w:gridCol w:w="10368"/>
@@ -996,8 +997,6 @@
             <w:tblPr>
               <w:tblW w:type="dxa" w:w="10368"/>
               <w:jc w:val="center"/>
-              <w:tblLayout w:type="fixed"/>
-              <w:tblLook w:firstColumn="1" w:firstRow="1" w:lastColumn="0" w:lastRow="0" w:noHBand="0" w:noVBand="1" w:val="04A0"/>
               <w:tblInd w:type="dxa" w:w="0"/>
               <w:tblBorders>
                 <w:top w:val="single" w:color="B9C9CE" w:sz="4" w:space="0"/>
@@ -1005,6 +1004,10 @@
                 <w:bottom w:val="single" w:color="B9C9CE" w:sz="4" w:space="0"/>
                 <w:right w:val="single" w:color="B9C9CE" w:sz="4" w:space="0"/>
               </w:tblBorders>
+              <w:tblLayout w:type="fixed"/>
+              <w:tblLook w:firstColumn="1" w:firstRow="1" w:lastColumn="0" w:lastRow="0" w:noHBand="0" w:noVBand="1" w:val="04A0"/>
+              <w:tblCaption w:val="Workspace"/>
+              <w:tblDescription w:val="Layout table that frames the blank workspace for this exercise."/>
             </w:tblPr>
             <w:tblGrid>
               <w:gridCol w:w="10368"/>
@@ -1051,7 +1054,7 @@
                     <w:drawing>
                       <wp:inline xmlns:a="http://schemas.openxmlformats.org/drawingml/2006/main" xmlns:pic="http://schemas.openxmlformats.org/drawingml/2006/picture">
                         <wp:extent cx="6382512" cy="822960"/>
-                        <wp:docPr id="3" name="Picture 3" descr="PUBLISHER_WORKSPACE: Blank ruled workspace for calculations, mathematical labels, and written reasoning." title="EXPLAIN WITH MATHEMATICAL EVIDENCE"/>
+                        <wp:docPr id="3" name="Picture 3" descr="Blank ruled workspace for calculations, mathematical labels, and written reasoning." title="EXPLAIN WITH MATHEMATICAL EVIDENCE"/>
                         <wp:cNvGraphicFramePr>
                           <a:graphicFrameLocks noChangeAspect="1"/>
                         </wp:cNvGraphicFramePr>
@@ -1118,8 +1121,6 @@
       <w:tblPr>
         <w:tblW w:type="dxa" w:w="10368"/>
         <w:jc w:val="center"/>
-        <w:tblLayout w:type="fixed"/>
-        <w:tblLook w:firstColumn="1" w:firstRow="1" w:lastColumn="0" w:lastRow="0" w:noHBand="0" w:noVBand="1" w:val="04A0"/>
         <w:tblInd w:type="dxa" w:w="0"/>
         <w:tblBorders>
           <w:top w:val="nil"/>
@@ -1129,6 +1130,10 @@
           <w:insideH w:val="nil"/>
           <w:insideV w:val="nil"/>
         </w:tblBorders>
+        <w:tblLayout w:type="fixed"/>
+        <w:tblLook w:firstColumn="1" w:firstRow="1" w:lastColumn="0" w:lastRow="0" w:noHBand="0" w:noVBand="1" w:val="04A0"/>
+        <w:tblCaption w:val="Exercise 4"/>
+        <w:tblDescription w:val="Layout table. It only arranges the page; read its cells in order."/>
       </w:tblPr>
       <w:tblGrid>
         <w:gridCol w:w="10368"/>
@@ -1283,8 +1288,6 @@
             <w:tblPr>
               <w:tblW w:type="dxa" w:w="10368"/>
               <w:jc w:val="center"/>
-              <w:tblLayout w:type="fixed"/>
-              <w:tblLook w:firstColumn="1" w:firstRow="1" w:lastColumn="0" w:lastRow="0" w:noHBand="0" w:noVBand="1" w:val="04A0"/>
               <w:tblInd w:type="dxa" w:w="0"/>
               <w:tblBorders>
                 <w:top w:val="single" w:color="B9C9CE" w:sz="4" w:space="0"/>
@@ -1292,6 +1295,10 @@
                 <w:bottom w:val="single" w:color="B9C9CE" w:sz="4" w:space="0"/>
                 <w:right w:val="single" w:color="B9C9CE" w:sz="4" w:space="0"/>
               </w:tblBorders>
+              <w:tblLayout w:type="fixed"/>
+              <w:tblLook w:firstColumn="1" w:firstRow="1" w:lastColumn="0" w:lastRow="0" w:noHBand="0" w:noVBand="1" w:val="04A0"/>
+              <w:tblCaption w:val="Workspace"/>
+              <w:tblDescription w:val="Layout table that frames the blank workspace for this exercise."/>
             </w:tblPr>
             <w:tblGrid>
               <w:gridCol w:w="10368"/>
@@ -1338,7 +1345,7 @@
                     <w:drawing>
                       <wp:inline xmlns:a="http://schemas.openxmlformats.org/drawingml/2006/main" xmlns:pic="http://schemas.openxmlformats.org/drawingml/2006/picture">
                         <wp:extent cx="6382512" cy="548640"/>
-                        <wp:docPr id="4" name="Picture 4" descr="PUBLISHER_WORKSPACE: Blank ruled workspace for calculations, mathematical labels, and written reasoning." title="RECORD YOUR RESPONSE"/>
+                        <wp:docPr id="4" name="Picture 4" descr="Blank ruled workspace for calculations, mathematical labels, and written reasoning." title="RECORD YOUR RESPONSE"/>
                         <wp:cNvGraphicFramePr>
                           <a:graphicFrameLocks noChangeAspect="1"/>
                         </wp:cNvGraphicFramePr>
@@ -1405,8 +1412,6 @@
       <w:tblPr>
         <w:tblW w:type="dxa" w:w="10368"/>
         <w:jc w:val="center"/>
-        <w:tblLayout w:type="fixed"/>
-        <w:tblLook w:firstColumn="1" w:firstRow="1" w:lastColumn="0" w:lastRow="0" w:noHBand="0" w:noVBand="1" w:val="04A0"/>
         <w:tblInd w:type="dxa" w:w="0"/>
         <w:tblBorders>
           <w:top w:val="nil"/>
@@ -1416,6 +1421,10 @@
           <w:insideH w:val="nil"/>
           <w:insideV w:val="nil"/>
         </w:tblBorders>
+        <w:tblLayout w:type="fixed"/>
+        <w:tblLook w:firstColumn="1" w:firstRow="1" w:lastColumn="0" w:lastRow="0" w:noHBand="0" w:noVBand="1" w:val="04A0"/>
+        <w:tblCaption w:val="Exercise 5"/>
+        <w:tblDescription w:val="Layout table. It only arranges the page; read its cells in order."/>
       </w:tblPr>
       <w:tblGrid>
         <w:gridCol w:w="10368"/>
@@ -1502,8 +1511,6 @@
             <w:tblPr>
               <w:tblW w:type="dxa" w:w="10368"/>
               <w:jc w:val="center"/>
-              <w:tblLayout w:type="fixed"/>
-              <w:tblLook w:firstColumn="1" w:firstRow="1" w:lastColumn="0" w:lastRow="0" w:noHBand="0" w:noVBand="1" w:val="04A0"/>
               <w:tblInd w:type="dxa" w:w="0"/>
               <w:tblBorders>
                 <w:top w:val="single" w:color="B9C9CE" w:sz="4" w:space="0"/>
@@ -1511,6 +1518,10 @@
                 <w:bottom w:val="single" w:color="B9C9CE" w:sz="4" w:space="0"/>
                 <w:right w:val="single" w:color="B9C9CE" w:sz="4" w:space="0"/>
               </w:tblBorders>
+              <w:tblLayout w:type="fixed"/>
+              <w:tblLook w:firstColumn="1" w:firstRow="1" w:lastColumn="0" w:lastRow="0" w:noHBand="0" w:noVBand="1" w:val="04A0"/>
+              <w:tblCaption w:val="Workspace"/>
+              <w:tblDescription w:val="Layout table that frames the blank workspace for this exercise."/>
             </w:tblPr>
             <w:tblGrid>
               <w:gridCol w:w="10368"/>
@@ -1557,7 +1568,7 @@
                     <w:drawing>
                       <wp:inline xmlns:a="http://schemas.openxmlformats.org/drawingml/2006/main" xmlns:pic="http://schemas.openxmlformats.org/drawingml/2006/picture">
                         <wp:extent cx="6382512" cy="685800"/>
-                        <wp:docPr id="5" name="Picture 5" descr="PUBLISHER_WORKSPACE: Blank square grid for sketching a geometric figure or net. The grid has no assigned measurements or scale." title="SHOW YOUR THINKING"/>
+                        <wp:docPr id="5" name="Picture 5" descr="Blank square grid for sketching a geometric figure or net. The grid has no assigned measurements or scale." title="SHOW YOUR THINKING"/>
                         <wp:cNvGraphicFramePr>
                           <a:graphicFrameLocks noChangeAspect="1"/>
                         </wp:cNvGraphicFramePr>
@@ -1624,8 +1635,6 @@
       <w:tblPr>
         <w:tblW w:type="dxa" w:w="10368"/>
         <w:jc w:val="center"/>
-        <w:tblLayout w:type="fixed"/>
-        <w:tblLook w:firstColumn="1" w:firstRow="1" w:lastColumn="0" w:lastRow="0" w:noHBand="0" w:noVBand="1" w:val="04A0"/>
         <w:tblInd w:type="dxa" w:w="0"/>
         <w:tblBorders>
           <w:top w:val="nil"/>
@@ -1635,6 +1644,10 @@
           <w:insideH w:val="nil"/>
           <w:insideV w:val="nil"/>
         </w:tblBorders>
+        <w:tblLayout w:type="fixed"/>
+        <w:tblLook w:firstColumn="1" w:firstRow="1" w:lastColumn="0" w:lastRow="0" w:noHBand="0" w:noVBand="1" w:val="04A0"/>
+        <w:tblCaption w:val="Exercise 6"/>
+        <w:tblDescription w:val="Layout table. It only arranges the page; read its cells in order."/>
       </w:tblPr>
       <w:tblGrid>
         <w:gridCol w:w="10368"/>
@@ -1726,8 +1739,6 @@
             <w:tblPr>
               <w:tblW w:type="dxa" w:w="10368"/>
               <w:jc w:val="center"/>
-              <w:tblLayout w:type="fixed"/>
-              <w:tblLook w:firstColumn="1" w:firstRow="1" w:lastColumn="0" w:lastRow="0" w:noHBand="0" w:noVBand="1" w:val="04A0"/>
               <w:tblInd w:type="dxa" w:w="0"/>
               <w:tblBorders>
                 <w:top w:val="single" w:color="B9C9CE" w:sz="4" w:space="0"/>
@@ -1735,6 +1746,10 @@
                 <w:bottom w:val="single" w:color="B9C9CE" w:sz="4" w:space="0"/>
                 <w:right w:val="single" w:color="B9C9CE" w:sz="4" w:space="0"/>
               </w:tblBorders>
+              <w:tblLayout w:type="fixed"/>
+              <w:tblLook w:firstColumn="1" w:firstRow="1" w:lastColumn="0" w:lastRow="0" w:noHBand="0" w:noVBand="1" w:val="04A0"/>
+              <w:tblCaption w:val="Workspace"/>
+              <w:tblDescription w:val="Layout table that frames the blank workspace for this exercise."/>
             </w:tblPr>
             <w:tblGrid>
               <w:gridCol w:w="10368"/>
@@ -1781,7 +1796,7 @@
                     <w:drawing>
                       <wp:inline xmlns:a="http://schemas.openxmlformats.org/drawingml/2006/main" xmlns:pic="http://schemas.openxmlformats.org/drawingml/2006/picture">
                         <wp:extent cx="6382512" cy="822960"/>
-                        <wp:docPr id="6" name="Picture 6" descr="PUBLISHER_WORKSPACE: Blank ruled workspace for calculations, mathematical labels, and written reasoning." title="EXPLAIN WITH MATHEMATICAL EVIDENCE"/>
+                        <wp:docPr id="6" name="Picture 6" descr="Blank ruled workspace for calculations, mathematical labels, and written reasoning." title="EXPLAIN WITH MATHEMATICAL EVIDENCE"/>
                         <wp:cNvGraphicFramePr>
                           <a:graphicFrameLocks noChangeAspect="1"/>
                         </wp:cNvGraphicFramePr>
@@ -1848,8 +1863,6 @@
       <w:tblPr>
         <w:tblW w:type="dxa" w:w="10368"/>
         <w:jc w:val="center"/>
-        <w:tblLayout w:type="fixed"/>
-        <w:tblLook w:firstColumn="1" w:firstRow="1" w:lastColumn="0" w:lastRow="0" w:noHBand="0" w:noVBand="1" w:val="04A0"/>
         <w:tblInd w:type="dxa" w:w="0"/>
         <w:tblBorders>
           <w:top w:val="nil"/>
@@ -1859,6 +1872,10 @@
           <w:insideH w:val="nil"/>
           <w:insideV w:val="nil"/>
         </w:tblBorders>
+        <w:tblLayout w:type="fixed"/>
+        <w:tblLook w:firstColumn="1" w:firstRow="1" w:lastColumn="0" w:lastRow="0" w:noHBand="0" w:noVBand="1" w:val="04A0"/>
+        <w:tblCaption w:val="Exercise 7"/>
+        <w:tblDescription w:val="Layout table. It only arranges the page; read its cells in order."/>
       </w:tblPr>
       <w:tblGrid>
         <w:gridCol w:w="10368"/>
@@ -1945,8 +1962,6 @@
             <w:tblPr>
               <w:tblW w:type="dxa" w:w="10368"/>
               <w:jc w:val="center"/>
-              <w:tblLayout w:type="fixed"/>
-              <w:tblLook w:firstColumn="1" w:firstRow="1" w:lastColumn="0" w:lastRow="0" w:noHBand="0" w:noVBand="1" w:val="04A0"/>
               <w:tblInd w:type="dxa" w:w="0"/>
               <w:tblBorders>
                 <w:top w:val="single" w:color="B9C9CE" w:sz="4" w:space="0"/>
@@ -1954,6 +1969,10 @@
                 <w:bottom w:val="single" w:color="B9C9CE" w:sz="4" w:space="0"/>
                 <w:right w:val="single" w:color="B9C9CE" w:sz="4" w:space="0"/>
               </w:tblBorders>
+              <w:tblLayout w:type="fixed"/>
+              <w:tblLook w:firstColumn="1" w:firstRow="1" w:lastColumn="0" w:lastRow="0" w:noHBand="0" w:noVBand="1" w:val="04A0"/>
+              <w:tblCaption w:val="Workspace"/>
+              <w:tblDescription w:val="Layout table that frames the blank workspace for this exercise."/>
             </w:tblPr>
             <w:tblGrid>
               <w:gridCol w:w="10368"/>
@@ -2000,7 +2019,7 @@
                     <w:drawing>
                       <wp:inline xmlns:a="http://schemas.openxmlformats.org/drawingml/2006/main" xmlns:pic="http://schemas.openxmlformats.org/drawingml/2006/picture">
                         <wp:extent cx="6382512" cy="685800"/>
-                        <wp:docPr id="7" name="Picture 7" descr="PUBLISHER_WORKSPACE: Blank square grid for sketching a geometric figure or net. The grid has no assigned measurements or scale." title="SHOW YOUR THINKING"/>
+                        <wp:docPr id="7" name="Picture 7" descr="Blank square grid for sketching a geometric figure or net. The grid has no assigned measurements or scale." title="SHOW YOUR THINKING"/>
                         <wp:cNvGraphicFramePr>
                           <a:graphicFrameLocks noChangeAspect="1"/>
                         </wp:cNvGraphicFramePr>
@@ -2067,8 +2086,6 @@
       <w:tblPr>
         <w:tblW w:type="dxa" w:w="10368"/>
         <w:jc w:val="center"/>
-        <w:tblLayout w:type="fixed"/>
-        <w:tblLook w:firstColumn="1" w:firstRow="1" w:lastColumn="0" w:lastRow="0" w:noHBand="0" w:noVBand="1" w:val="04A0"/>
         <w:tblInd w:type="dxa" w:w="0"/>
         <w:tblBorders>
           <w:top w:val="nil"/>
@@ -2078,6 +2095,10 @@
           <w:insideH w:val="nil"/>
           <w:insideV w:val="nil"/>
         </w:tblBorders>
+        <w:tblLayout w:type="fixed"/>
+        <w:tblLook w:firstColumn="1" w:firstRow="1" w:lastColumn="0" w:lastRow="0" w:noHBand="0" w:noVBand="1" w:val="04A0"/>
+        <w:tblCaption w:val="Exercise 8"/>
+        <w:tblDescription w:val="Layout table. It only arranges the page; read its cells in order."/>
       </w:tblPr>
       <w:tblGrid>
         <w:gridCol w:w="10368"/>
@@ -2169,8 +2190,6 @@
             <w:tblPr>
               <w:tblW w:type="dxa" w:w="10368"/>
               <w:jc w:val="center"/>
-              <w:tblLayout w:type="fixed"/>
-              <w:tblLook w:firstColumn="1" w:firstRow="1" w:lastColumn="0" w:lastRow="0" w:noHBand="0" w:noVBand="1" w:val="04A0"/>
               <w:tblInd w:type="dxa" w:w="0"/>
               <w:tblBorders>
                 <w:top w:val="single" w:color="B9C9CE" w:sz="4" w:space="0"/>
@@ -2178,6 +2197,10 @@
                 <w:bottom w:val="single" w:color="B9C9CE" w:sz="4" w:space="0"/>
                 <w:right w:val="single" w:color="B9C9CE" w:sz="4" w:space="0"/>
               </w:tblBorders>
+              <w:tblLayout w:type="fixed"/>
+              <w:tblLook w:firstColumn="1" w:firstRow="1" w:lastColumn="0" w:lastRow="0" w:noHBand="0" w:noVBand="1" w:val="04A0"/>
+              <w:tblCaption w:val="Workspace"/>
+              <w:tblDescription w:val="Layout table that frames the blank workspace for this exercise."/>
             </w:tblPr>
             <w:tblGrid>
               <w:gridCol w:w="10368"/>
@@ -2224,7 +2247,7 @@
                     <w:drawing>
                       <wp:inline xmlns:a="http://schemas.openxmlformats.org/drawingml/2006/main" xmlns:pic="http://schemas.openxmlformats.org/drawingml/2006/picture">
                         <wp:extent cx="6382512" cy="822960"/>
-                        <wp:docPr id="8" name="Picture 8" descr="PUBLISHER_WORKSPACE: Blank ruled workspace for calculations, mathematical labels, and written reasoning." title="EXPLAIN WITH MATHEMATICAL EVIDENCE"/>
+                        <wp:docPr id="8" name="Picture 8" descr="Blank ruled workspace for calculations, mathematical labels, and written reasoning." title="EXPLAIN WITH MATHEMATICAL EVIDENCE"/>
                         <wp:cNvGraphicFramePr>
                           <a:graphicFrameLocks noChangeAspect="1"/>
                         </wp:cNvGraphicFramePr>
@@ -2291,8 +2314,6 @@
       <w:tblPr>
         <w:tblW w:type="dxa" w:w="10368"/>
         <w:jc w:val="center"/>
-        <w:tblLayout w:type="fixed"/>
-        <w:tblLook w:firstColumn="1" w:firstRow="1" w:lastColumn="0" w:lastRow="0" w:noHBand="0" w:noVBand="1" w:val="04A0"/>
         <w:tblInd w:type="dxa" w:w="0"/>
         <w:tblBorders>
           <w:top w:val="nil"/>
@@ -2302,6 +2323,10 @@
           <w:insideH w:val="nil"/>
           <w:insideV w:val="nil"/>
         </w:tblBorders>
+        <w:tblLayout w:type="fixed"/>
+        <w:tblLook w:firstColumn="1" w:firstRow="1" w:lastColumn="0" w:lastRow="0" w:noHBand="0" w:noVBand="1" w:val="04A0"/>
+        <w:tblCaption w:val="Exercise 9"/>
+        <w:tblDescription w:val="Layout table. It only arranges the page; read its cells in order."/>
       </w:tblPr>
       <w:tblGrid>
         <w:gridCol w:w="10368"/>
@@ -2388,8 +2413,6 @@
             <w:tblPr>
               <w:tblW w:type="dxa" w:w="10368"/>
               <w:jc w:val="center"/>
-              <w:tblLayout w:type="fixed"/>
-              <w:tblLook w:firstColumn="1" w:firstRow="1" w:lastColumn="0" w:lastRow="0" w:noHBand="0" w:noVBand="1" w:val="04A0"/>
               <w:tblInd w:type="dxa" w:w="0"/>
               <w:tblBorders>
                 <w:top w:val="single" w:color="B9C9CE" w:sz="4" w:space="0"/>
@@ -2397,6 +2420,10 @@
                 <w:bottom w:val="single" w:color="B9C9CE" w:sz="4" w:space="0"/>
                 <w:right w:val="single" w:color="B9C9CE" w:sz="4" w:space="0"/>
               </w:tblBorders>
+              <w:tblLayout w:type="fixed"/>
+              <w:tblLook w:firstColumn="1" w:firstRow="1" w:lastColumn="0" w:lastRow="0" w:noHBand="0" w:noVBand="1" w:val="04A0"/>
+              <w:tblCaption w:val="Workspace"/>
+              <w:tblDescription w:val="Layout table that frames the blank workspace for this exercise."/>
             </w:tblPr>
             <w:tblGrid>
               <w:gridCol w:w="10368"/>
@@ -2443,7 +2470,7 @@
                     <w:drawing>
                       <wp:inline xmlns:a="http://schemas.openxmlformats.org/drawingml/2006/main" xmlns:pic="http://schemas.openxmlformats.org/drawingml/2006/picture">
                         <wp:extent cx="6382512" cy="548640"/>
-                        <wp:docPr id="9" name="Picture 9" descr="PUBLISHER_WORKSPACE: Blank ruled workspace for calculations, mathematical labels, and written reasoning." title="RECORD YOUR RESPONSE"/>
+                        <wp:docPr id="9" name="Picture 9" descr="Blank ruled workspace for calculations, mathematical labels, and written reasoning." title="RECORD YOUR RESPONSE"/>
                         <wp:cNvGraphicFramePr>
                           <a:graphicFrameLocks noChangeAspect="1"/>
                         </wp:cNvGraphicFramePr>
@@ -2510,8 +2537,6 @@
       <w:tblPr>
         <w:tblW w:type="dxa" w:w="10368"/>
         <w:jc w:val="center"/>
-        <w:tblLayout w:type="fixed"/>
-        <w:tblLook w:firstColumn="1" w:firstRow="1" w:lastColumn="0" w:lastRow="0" w:noHBand="0" w:noVBand="1" w:val="04A0"/>
         <w:tblInd w:type="dxa" w:w="0"/>
         <w:tblBorders>
           <w:top w:val="nil"/>
@@ -2521,6 +2546,10 @@
           <w:insideH w:val="nil"/>
           <w:insideV w:val="nil"/>
         </w:tblBorders>
+        <w:tblLayout w:type="fixed"/>
+        <w:tblLook w:firstColumn="1" w:firstRow="1" w:lastColumn="0" w:lastRow="0" w:noHBand="0" w:noVBand="1" w:val="04A0"/>
+        <w:tblCaption w:val="Exercise 10"/>
+        <w:tblDescription w:val="Layout table. It only arranges the page; read its cells in order."/>
       </w:tblPr>
       <w:tblGrid>
         <w:gridCol w:w="10368"/>
@@ -2607,8 +2636,6 @@
             <w:tblPr>
               <w:tblW w:type="dxa" w:w="10368"/>
               <w:jc w:val="center"/>
-              <w:tblLayout w:type="fixed"/>
-              <w:tblLook w:firstColumn="1" w:firstRow="1" w:lastColumn="0" w:lastRow="0" w:noHBand="0" w:noVBand="1" w:val="04A0"/>
               <w:tblInd w:type="dxa" w:w="0"/>
               <w:tblBorders>
                 <w:top w:val="single" w:color="B9C9CE" w:sz="4" w:space="0"/>
@@ -2616,6 +2643,10 @@
                 <w:bottom w:val="single" w:color="B9C9CE" w:sz="4" w:space="0"/>
                 <w:right w:val="single" w:color="B9C9CE" w:sz="4" w:space="0"/>
               </w:tblBorders>
+              <w:tblLayout w:type="fixed"/>
+              <w:tblLook w:firstColumn="1" w:firstRow="1" w:lastColumn="0" w:lastRow="0" w:noHBand="0" w:noVBand="1" w:val="04A0"/>
+              <w:tblCaption w:val="Workspace"/>
+              <w:tblDescription w:val="Layout table that frames the blank workspace for this exercise."/>
             </w:tblPr>
             <w:tblGrid>
               <w:gridCol w:w="10368"/>
@@ -2662,7 +2693,7 @@
                     <w:drawing>
                       <wp:inline xmlns:a="http://schemas.openxmlformats.org/drawingml/2006/main" xmlns:pic="http://schemas.openxmlformats.org/drawingml/2006/picture">
                         <wp:extent cx="6382512" cy="685800"/>
-                        <wp:docPr id="10" name="Picture 10" descr="PUBLISHER_WORKSPACE: Blank square grid for sketching a geometric figure or net. The grid has no assigned measurements or scale." title="SHOW YOUR THINKING"/>
+                        <wp:docPr id="10" name="Picture 10" descr="Blank square grid for sketching a geometric figure or net. The grid has no assigned measurements or scale." title="SHOW YOUR THINKING"/>
                         <wp:cNvGraphicFramePr>
                           <a:graphicFrameLocks noChangeAspect="1"/>
                         </wp:cNvGraphicFramePr>
@@ -2729,8 +2760,6 @@
       <w:tblPr>
         <w:tblW w:type="dxa" w:w="10368"/>
         <w:jc w:val="center"/>
-        <w:tblLayout w:type="fixed"/>
-        <w:tblLook w:firstColumn="1" w:firstRow="1" w:lastColumn="0" w:lastRow="0" w:noHBand="0" w:noVBand="1" w:val="04A0"/>
         <w:tblInd w:type="dxa" w:w="0"/>
         <w:tblBorders>
           <w:top w:val="nil"/>
@@ -2740,6 +2769,10 @@
           <w:insideH w:val="nil"/>
           <w:insideV w:val="nil"/>
         </w:tblBorders>
+        <w:tblLayout w:type="fixed"/>
+        <w:tblLook w:firstColumn="1" w:firstRow="1" w:lastColumn="0" w:lastRow="0" w:noHBand="0" w:noVBand="1" w:val="04A0"/>
+        <w:tblCaption w:val="Exercise 11"/>
+        <w:tblDescription w:val="Layout table. It only arranges the page; read its cells in order."/>
       </w:tblPr>
       <w:tblGrid>
         <w:gridCol w:w="10368"/>
@@ -2826,8 +2859,6 @@
             <w:tblPr>
               <w:tblW w:type="dxa" w:w="10368"/>
               <w:jc w:val="center"/>
-              <w:tblLayout w:type="fixed"/>
-              <w:tblLook w:firstColumn="1" w:firstRow="1" w:lastColumn="0" w:lastRow="0" w:noHBand="0" w:noVBand="1" w:val="04A0"/>
               <w:tblInd w:type="dxa" w:w="0"/>
               <w:tblBorders>
                 <w:top w:val="single" w:color="B9C9CE" w:sz="4" w:space="0"/>
@@ -2835,6 +2866,10 @@
                 <w:bottom w:val="single" w:color="B9C9CE" w:sz="4" w:space="0"/>
                 <w:right w:val="single" w:color="B9C9CE" w:sz="4" w:space="0"/>
               </w:tblBorders>
+              <w:tblLayout w:type="fixed"/>
+              <w:tblLook w:firstColumn="1" w:firstRow="1" w:lastColumn="0" w:lastRow="0" w:noHBand="0" w:noVBand="1" w:val="04A0"/>
+              <w:tblCaption w:val="Workspace"/>
+              <w:tblDescription w:val="Layout table that frames the blank workspace for this exercise."/>
             </w:tblPr>
             <w:tblGrid>
               <w:gridCol w:w="10368"/>
@@ -2881,7 +2916,7 @@
                     <w:drawing>
                       <wp:inline xmlns:a="http://schemas.openxmlformats.org/drawingml/2006/main" xmlns:pic="http://schemas.openxmlformats.org/drawingml/2006/picture">
                         <wp:extent cx="6382512" cy="822960"/>
-                        <wp:docPr id="11" name="Picture 11" descr="PUBLISHER_WORKSPACE: Blank ruled workspace for calculations, mathematical labels, and written reasoning." title="EXPLAIN WITH MATHEMATICAL EVIDENCE"/>
+                        <wp:docPr id="11" name="Picture 11" descr="Blank ruled workspace for calculations, mathematical labels, and written reasoning." title="EXPLAIN WITH MATHEMATICAL EVIDENCE"/>
                         <wp:cNvGraphicFramePr>
                           <a:graphicFrameLocks noChangeAspect="1"/>
                         </wp:cNvGraphicFramePr>
@@ -2948,8 +2983,6 @@
       <w:tblPr>
         <w:tblW w:type="dxa" w:w="10368"/>
         <w:jc w:val="center"/>
-        <w:tblLayout w:type="fixed"/>
-        <w:tblLook w:firstColumn="1" w:firstRow="1" w:lastColumn="0" w:lastRow="0" w:noHBand="0" w:noVBand="1" w:val="04A0"/>
         <w:tblInd w:type="dxa" w:w="0"/>
         <w:tblBorders>
           <w:top w:val="nil"/>
@@ -2959,6 +2992,10 @@
           <w:insideH w:val="nil"/>
           <w:insideV w:val="nil"/>
         </w:tblBorders>
+        <w:tblLayout w:type="fixed"/>
+        <w:tblLook w:firstColumn="1" w:firstRow="1" w:lastColumn="0" w:lastRow="0" w:noHBand="0" w:noVBand="1" w:val="04A0"/>
+        <w:tblCaption w:val="Exercise 12"/>
+        <w:tblDescription w:val="Layout table. It only arranges the page; read its cells in order."/>
       </w:tblPr>
       <w:tblGrid>
         <w:gridCol w:w="10368"/>
@@ -3050,8 +3087,6 @@
             <w:tblPr>
               <w:tblW w:type="dxa" w:w="10368"/>
               <w:jc w:val="center"/>
-              <w:tblLayout w:type="fixed"/>
-              <w:tblLook w:firstColumn="1" w:firstRow="1" w:lastColumn="0" w:lastRow="0" w:noHBand="0" w:noVBand="1" w:val="04A0"/>
               <w:tblInd w:type="dxa" w:w="0"/>
               <w:tblBorders>
                 <w:top w:val="single" w:color="B9C9CE" w:sz="4" w:space="0"/>
@@ -3059,6 +3094,10 @@
                 <w:bottom w:val="single" w:color="B9C9CE" w:sz="4" w:space="0"/>
                 <w:right w:val="single" w:color="B9C9CE" w:sz="4" w:space="0"/>
               </w:tblBorders>
+              <w:tblLayout w:type="fixed"/>
+              <w:tblLook w:firstColumn="1" w:firstRow="1" w:lastColumn="0" w:lastRow="0" w:noHBand="0" w:noVBand="1" w:val="04A0"/>
+              <w:tblCaption w:val="Workspace"/>
+              <w:tblDescription w:val="Layout table that frames the blank workspace for this exercise."/>
             </w:tblPr>
             <w:tblGrid>
               <w:gridCol w:w="10368"/>
@@ -3105,7 +3144,7 @@
                     <w:drawing>
                       <wp:inline xmlns:a="http://schemas.openxmlformats.org/drawingml/2006/main" xmlns:pic="http://schemas.openxmlformats.org/drawingml/2006/picture">
                         <wp:extent cx="6382512" cy="822960"/>
-                        <wp:docPr id="12" name="Picture 12" descr="PUBLISHER_WORKSPACE: Blank ruled workspace for calculations, mathematical labels, and written reasoning." title="EXPLAIN WITH MATHEMATICAL EVIDENCE"/>
+                        <wp:docPr id="12" name="Picture 12" descr="Blank ruled workspace for calculations, mathematical labels, and written reasoning." title="EXPLAIN WITH MATHEMATICAL EVIDENCE"/>
                         <wp:cNvGraphicFramePr>
                           <a:graphicFrameLocks noChangeAspect="1"/>
                         </wp:cNvGraphicFramePr>
@@ -3170,7 +3209,7 @@
     </w:p>
     <w:p>
       <w:pPr>
-        <w:pStyle w:val="PublisherSection"/>
+        <w:pStyle w:val="Heading2"/>
         <w:shd w:val="clear" w:color="auto" w:fill="EEF4F5"/>
         <w:pBdr>
           <w:left w:val="single" w:color="176B70" w:sz="20" w:space="7"/>
@@ -3192,8 +3231,6 @@
       <w:tblPr>
         <w:tblW w:type="dxa" w:w="10368"/>
         <w:jc w:val="center"/>
-        <w:tblLayout w:type="fixed"/>
-        <w:tblLook w:firstColumn="1" w:firstRow="1" w:lastColumn="0" w:lastRow="0" w:noHBand="0" w:noVBand="1" w:val="04A0"/>
         <w:tblInd w:type="dxa" w:w="0"/>
         <w:tblBorders>
           <w:top w:val="nil"/>
@@ -3203,6 +3240,10 @@
           <w:insideH w:val="nil"/>
           <w:insideV w:val="nil"/>
         </w:tblBorders>
+        <w:tblLayout w:type="fixed"/>
+        <w:tblLook w:firstColumn="1" w:firstRow="1" w:lastColumn="0" w:lastRow="0" w:noHBand="0" w:noVBand="1" w:val="04A0"/>
+        <w:tblCaption w:val="Exercise 13"/>
+        <w:tblDescription w:val="Layout table. It only arranges the page; read its cells in order."/>
       </w:tblPr>
       <w:tblGrid>
         <w:gridCol w:w="10368"/>
@@ -3289,8 +3330,6 @@
             <w:tblPr>
               <w:tblW w:type="dxa" w:w="10368"/>
               <w:jc w:val="center"/>
-              <w:tblLayout w:type="fixed"/>
-              <w:tblLook w:firstColumn="1" w:firstRow="1" w:lastColumn="0" w:lastRow="0" w:noHBand="0" w:noVBand="1" w:val="04A0"/>
               <w:tblInd w:type="dxa" w:w="0"/>
               <w:tblBorders>
                 <w:top w:val="single" w:color="B9C9CE" w:sz="4" w:space="0"/>
@@ -3298,6 +3337,10 @@
                 <w:bottom w:val="single" w:color="B9C9CE" w:sz="4" w:space="0"/>
                 <w:right w:val="single" w:color="B9C9CE" w:sz="4" w:space="0"/>
               </w:tblBorders>
+              <w:tblLayout w:type="fixed"/>
+              <w:tblLook w:firstColumn="1" w:firstRow="1" w:lastColumn="0" w:lastRow="0" w:noHBand="0" w:noVBand="1" w:val="04A0"/>
+              <w:tblCaption w:val="Workspace"/>
+              <w:tblDescription w:val="Layout table that frames the blank workspace for this exercise."/>
             </w:tblPr>
             <w:tblGrid>
               <w:gridCol w:w="10368"/>
@@ -3344,7 +3387,7 @@
                     <w:drawing>
                       <wp:inline xmlns:a="http://schemas.openxmlformats.org/drawingml/2006/main" xmlns:pic="http://schemas.openxmlformats.org/drawingml/2006/picture">
                         <wp:extent cx="6382512" cy="548640"/>
-                        <wp:docPr id="13" name="Picture 13" descr="PUBLISHER_WORKSPACE: Blank square grid for sketching a geometric figure or net. The grid has no assigned measurements or scale." title="SHOW YOUR THINKING"/>
+                        <wp:docPr id="13" name="Picture 13" descr="Blank square grid for sketching a geometric figure or net. The grid has no assigned measurements or scale." title="SHOW YOUR THINKING"/>
                         <wp:cNvGraphicFramePr>
                           <a:graphicFrameLocks noChangeAspect="1"/>
                         </wp:cNvGraphicFramePr>
@@ -3411,8 +3454,6 @@
       <w:tblPr>
         <w:tblW w:type="dxa" w:w="10368"/>
         <w:jc w:val="center"/>
-        <w:tblLayout w:type="fixed"/>
-        <w:tblLook w:firstColumn="1" w:firstRow="1" w:lastColumn="0" w:lastRow="0" w:noHBand="0" w:noVBand="1" w:val="04A0"/>
         <w:tblInd w:type="dxa" w:w="0"/>
         <w:tblBorders>
           <w:top w:val="nil"/>
@@ -3422,6 +3463,10 @@
           <w:insideH w:val="nil"/>
           <w:insideV w:val="nil"/>
         </w:tblBorders>
+        <w:tblLayout w:type="fixed"/>
+        <w:tblLook w:firstColumn="1" w:firstRow="1" w:lastColumn="0" w:lastRow="0" w:noHBand="0" w:noVBand="1" w:val="04A0"/>
+        <w:tblCaption w:val="Exercise 14"/>
+        <w:tblDescription w:val="Layout table. It only arranges the page; read its cells in order."/>
       </w:tblPr>
       <w:tblGrid>
         <w:gridCol w:w="10368"/>
@@ -3508,8 +3553,6 @@
             <w:tblPr>
               <w:tblW w:type="dxa" w:w="10368"/>
               <w:jc w:val="center"/>
-              <w:tblLayout w:type="fixed"/>
-              <w:tblLook w:firstColumn="1" w:firstRow="1" w:lastColumn="0" w:lastRow="0" w:noHBand="0" w:noVBand="1" w:val="04A0"/>
               <w:tblInd w:type="dxa" w:w="0"/>
               <w:tblBorders>
                 <w:top w:val="single" w:color="B9C9CE" w:sz="4" w:space="0"/>
@@ -3517,6 +3560,10 @@
                 <w:bottom w:val="single" w:color="B9C9CE" w:sz="4" w:space="0"/>
                 <w:right w:val="single" w:color="B9C9CE" w:sz="4" w:space="0"/>
               </w:tblBorders>
+              <w:tblLayout w:type="fixed"/>
+              <w:tblLook w:firstColumn="1" w:firstRow="1" w:lastColumn="0" w:lastRow="0" w:noHBand="0" w:noVBand="1" w:val="04A0"/>
+              <w:tblCaption w:val="Workspace"/>
+              <w:tblDescription w:val="Layout table that frames the blank workspace for this exercise."/>
             </w:tblPr>
             <w:tblGrid>
               <w:gridCol w:w="10368"/>
@@ -3563,7 +3610,7 @@
                     <w:drawing>
                       <wp:inline xmlns:a="http://schemas.openxmlformats.org/drawingml/2006/main" xmlns:pic="http://schemas.openxmlformats.org/drawingml/2006/picture">
                         <wp:extent cx="6382512" cy="548640"/>
-                        <wp:docPr id="14" name="Picture 14" descr="PUBLISHER_WORKSPACE: Blank square grid for sketching a geometric figure or net. The grid has no assigned measurements or scale." title="SHOW YOUR THINKING"/>
+                        <wp:docPr id="14" name="Picture 14" descr="Blank square grid for sketching a geometric figure or net. The grid has no assigned measurements or scale." title="SHOW YOUR THINKING"/>
                         <wp:cNvGraphicFramePr>
                           <a:graphicFrameLocks noChangeAspect="1"/>
                         </wp:cNvGraphicFramePr>
@@ -3630,8 +3677,6 @@
       <w:tblPr>
         <w:tblW w:type="dxa" w:w="10368"/>
         <w:jc w:val="center"/>
-        <w:tblLayout w:type="fixed"/>
-        <w:tblLook w:firstColumn="1" w:firstRow="1" w:lastColumn="0" w:lastRow="0" w:noHBand="0" w:noVBand="1" w:val="04A0"/>
         <w:tblInd w:type="dxa" w:w="0"/>
         <w:tblBorders>
           <w:top w:val="nil"/>
@@ -3641,6 +3686,10 @@
           <w:insideH w:val="nil"/>
           <w:insideV w:val="nil"/>
         </w:tblBorders>
+        <w:tblLayout w:type="fixed"/>
+        <w:tblLook w:firstColumn="1" w:firstRow="1" w:lastColumn="0" w:lastRow="0" w:noHBand="0" w:noVBand="1" w:val="04A0"/>
+        <w:tblCaption w:val="Exercise 15"/>
+        <w:tblDescription w:val="Layout table. It only arranges the page; read its cells in order."/>
       </w:tblPr>
       <w:tblGrid>
         <w:gridCol w:w="10368"/>
@@ -3727,8 +3776,6 @@
             <w:tblPr>
               <w:tblW w:type="dxa" w:w="10368"/>
               <w:jc w:val="center"/>
-              <w:tblLayout w:type="fixed"/>
-              <w:tblLook w:firstColumn="1" w:firstRow="1" w:lastColumn="0" w:lastRow="0" w:noHBand="0" w:noVBand="1" w:val="04A0"/>
               <w:tblInd w:type="dxa" w:w="0"/>
               <w:tblBorders>
                 <w:top w:val="single" w:color="B9C9CE" w:sz="4" w:space="0"/>
@@ -3736,6 +3783,10 @@
                 <w:bottom w:val="single" w:color="B9C9CE" w:sz="4" w:space="0"/>
                 <w:right w:val="single" w:color="B9C9CE" w:sz="4" w:space="0"/>
               </w:tblBorders>
+              <w:tblLayout w:type="fixed"/>
+              <w:tblLook w:firstColumn="1" w:firstRow="1" w:lastColumn="0" w:lastRow="0" w:noHBand="0" w:noVBand="1" w:val="04A0"/>
+              <w:tblCaption w:val="Workspace"/>
+              <w:tblDescription w:val="Layout table that frames the blank workspace for this exercise."/>
             </w:tblPr>
             <w:tblGrid>
               <w:gridCol w:w="10368"/>
@@ -3782,7 +3833,7 @@
                     <w:drawing>
                       <wp:inline xmlns:a="http://schemas.openxmlformats.org/drawingml/2006/main" xmlns:pic="http://schemas.openxmlformats.org/drawingml/2006/picture">
                         <wp:extent cx="6382512" cy="548640"/>
-                        <wp:docPr id="15" name="Picture 15" descr="PUBLISHER_WORKSPACE: Blank square grid for sketching a geometric figure or net. The grid has no assigned measurements or scale." title="SHOW YOUR THINKING"/>
+                        <wp:docPr id="15" name="Picture 15" descr="Blank square grid for sketching a geometric figure or net. The grid has no assigned measurements or scale." title="SHOW YOUR THINKING"/>
                         <wp:cNvGraphicFramePr>
                           <a:graphicFrameLocks noChangeAspect="1"/>
                         </wp:cNvGraphicFramePr>
@@ -3847,7 +3898,7 @@
     </w:p>
     <w:p>
       <w:pPr>
-        <w:pStyle w:val="PublisherSection"/>
+        <w:pStyle w:val="Heading2"/>
         <w:shd w:val="clear" w:color="auto" w:fill="EEF4F5"/>
         <w:pBdr>
           <w:left w:val="single" w:color="176B70" w:sz="20" w:space="7"/>
@@ -3869,8 +3920,6 @@
       <w:tblPr>
         <w:tblW w:type="dxa" w:w="10368"/>
         <w:jc w:val="center"/>
-        <w:tblLayout w:type="fixed"/>
-        <w:tblLook w:firstColumn="1" w:firstRow="1" w:lastColumn="0" w:lastRow="0" w:noHBand="0" w:noVBand="1" w:val="04A0"/>
         <w:tblInd w:type="dxa" w:w="0"/>
         <w:tblBorders>
           <w:top w:val="nil"/>
@@ -3880,6 +3929,10 @@
           <w:insideH w:val="nil"/>
           <w:insideV w:val="nil"/>
         </w:tblBorders>
+        <w:tblLayout w:type="fixed"/>
+        <w:tblLook w:firstColumn="1" w:firstRow="1" w:lastColumn="0" w:lastRow="0" w:noHBand="0" w:noVBand="1" w:val="04A0"/>
+        <w:tblCaption w:val="Exercise 16"/>
+        <w:tblDescription w:val="Layout table. It only arranges the page; read its cells in order."/>
       </w:tblPr>
       <w:tblGrid>
         <w:gridCol w:w="10368"/>
@@ -3948,8 +4001,6 @@
           <w:tbl>
             <w:tblPr>
               <w:tblW w:type="dxa" w:w="10368"/>
-              <w:tblLayout w:type="fixed"/>
-              <w:tblLook w:firstColumn="1" w:firstRow="1" w:lastColumn="0" w:lastRow="0" w:noHBand="0" w:noVBand="1" w:val="04A0"/>
               <w:jc w:val="center"/>
               <w:tblInd w:type="dxa" w:w="0"/>
               <w:tblBorders>
@@ -3960,6 +4011,10 @@
                 <w:insideH w:val="single" w:color="B9C9CE" w:sz="4" w:space="0"/>
                 <w:insideV w:val="single" w:color="B9C9CE" w:sz="4" w:space="0"/>
               </w:tblBorders>
+              <w:tblLayout w:type="fixed"/>
+              <w:tblLook w:firstColumn="1" w:firstRow="1" w:lastColumn="0" w:lastRow="0" w:noHBand="0" w:noVBand="1" w:val="04A0"/>
+              <w:tblCaption w:val="Layout"/>
+              <w:tblDescription w:val="Layout table. It only arranges the page; read its cells in order."/>
             </w:tblPr>
             <w:tblGrid>
               <w:gridCol w:w="10368"/>
@@ -4136,8 +4191,6 @@
       <w:tblPr>
         <w:tblW w:type="dxa" w:w="10368"/>
         <w:jc w:val="center"/>
-        <w:tblLayout w:type="fixed"/>
-        <w:tblLook w:firstColumn="1" w:firstRow="1" w:lastColumn="0" w:lastRow="0" w:noHBand="0" w:noVBand="1" w:val="04A0"/>
         <w:tblInd w:type="dxa" w:w="0"/>
         <w:tblBorders>
           <w:top w:val="nil"/>
@@ -4147,6 +4200,10 @@
           <w:insideH w:val="nil"/>
           <w:insideV w:val="nil"/>
         </w:tblBorders>
+        <w:tblLayout w:type="fixed"/>
+        <w:tblLook w:firstColumn="1" w:firstRow="1" w:lastColumn="0" w:lastRow="0" w:noHBand="0" w:noVBand="1" w:val="04A0"/>
+        <w:tblCaption w:val="Exercise 17"/>
+        <w:tblDescription w:val="Layout table. It only arranges the page; read its cells in order."/>
       </w:tblPr>
       <w:tblGrid>
         <w:gridCol w:w="10368"/>
@@ -4215,8 +4272,6 @@
           <w:tbl>
             <w:tblPr>
               <w:tblW w:type="dxa" w:w="10368"/>
-              <w:tblLayout w:type="fixed"/>
-              <w:tblLook w:firstColumn="1" w:firstRow="1" w:lastColumn="0" w:lastRow="0" w:noHBand="0" w:noVBand="1" w:val="04A0"/>
               <w:jc w:val="center"/>
               <w:tblInd w:type="dxa" w:w="0"/>
               <w:tblBorders>
@@ -4227,6 +4282,10 @@
                 <w:insideH w:val="single" w:color="B9C9CE" w:sz="4" w:space="0"/>
                 <w:insideV w:val="single" w:color="B9C9CE" w:sz="4" w:space="0"/>
               </w:tblBorders>
+              <w:tblLayout w:type="fixed"/>
+              <w:tblLook w:firstColumn="1" w:firstRow="1" w:lastColumn="0" w:lastRow="0" w:noHBand="0" w:noVBand="1" w:val="04A0"/>
+              <w:tblCaption w:val="Layout"/>
+              <w:tblDescription w:val="Layout table. It only arranges the page; read its cells in order."/>
             </w:tblPr>
             <w:tblGrid>
               <w:gridCol w:w="5184"/>
@@ -4395,8 +4454,6 @@
       <w:tblPr>
         <w:tblW w:type="dxa" w:w="10368"/>
         <w:jc w:val="center"/>
-        <w:tblLayout w:type="fixed"/>
-        <w:tblLook w:firstColumn="1" w:firstRow="1" w:lastColumn="0" w:lastRow="0" w:noHBand="0" w:noVBand="1" w:val="04A0"/>
         <w:tblInd w:type="dxa" w:w="0"/>
         <w:tblBorders>
           <w:top w:val="nil"/>
@@ -4406,6 +4463,10 @@
           <w:insideH w:val="nil"/>
           <w:insideV w:val="nil"/>
         </w:tblBorders>
+        <w:tblLayout w:type="fixed"/>
+        <w:tblLook w:firstColumn="1" w:firstRow="1" w:lastColumn="0" w:lastRow="0" w:noHBand="0" w:noVBand="1" w:val="04A0"/>
+        <w:tblCaption w:val="Exercise 18"/>
+        <w:tblDescription w:val="Layout table. It only arranges the page; read its cells in order."/>
       </w:tblPr>
       <w:tblGrid>
         <w:gridCol w:w="10368"/>
@@ -4474,8 +4535,6 @@
           <w:tbl>
             <w:tblPr>
               <w:tblW w:type="dxa" w:w="10368"/>
-              <w:tblLayout w:type="fixed"/>
-              <w:tblLook w:firstColumn="1" w:firstRow="1" w:lastColumn="0" w:lastRow="0" w:noHBand="0" w:noVBand="1" w:val="04A0"/>
               <w:jc w:val="center"/>
               <w:tblInd w:type="dxa" w:w="0"/>
               <w:tblBorders>
@@ -4486,6 +4545,10 @@
                 <w:insideH w:val="single" w:color="B9C9CE" w:sz="4" w:space="0"/>
                 <w:insideV w:val="single" w:color="B9C9CE" w:sz="4" w:space="0"/>
               </w:tblBorders>
+              <w:tblLayout w:type="fixed"/>
+              <w:tblLook w:firstColumn="1" w:firstRow="1" w:lastColumn="0" w:lastRow="0" w:noHBand="0" w:noVBand="1" w:val="04A0"/>
+              <w:tblCaption w:val="Layout"/>
+              <w:tblDescription w:val="Layout table. It only arranges the page; read its cells in order."/>
             </w:tblPr>
             <w:tblGrid>
               <w:gridCol w:w="5184"/>
@@ -4636,7 +4699,7 @@
           </w:p>
           <w:p>
             <w:pPr>
-              <w:pStyle w:val="PublisherSection"/>
+              <w:pStyle w:val="Heading2"/>
               <w:shd w:val="clear" w:color="auto" w:fill="FAF5E9"/>
               <w:pBdr>
                 <w:left w:val="single" w:color="B57720" w:sz="20" w:space="7"/>
@@ -4658,8 +4721,6 @@
             <w:tblPr>
               <w:tblW w:type="dxa" w:w="10368"/>
               <w:jc w:val="center"/>
-              <w:tblLayout w:type="fixed"/>
-              <w:tblLook w:firstColumn="1" w:firstRow="1" w:lastColumn="0" w:lastRow="0" w:noHBand="0" w:noVBand="1" w:val="04A0"/>
               <w:tblInd w:type="dxa" w:w="0"/>
               <w:tblBorders>
                 <w:top w:val="single" w:color="B9C9CE" w:sz="4" w:space="0"/>
@@ -4669,6 +4730,10 @@
                 <w:insideH w:val="single" w:color="FFFFFF" w:sz="8" w:space="0"/>
                 <w:insideV w:val="single" w:color="FFFFFF" w:sz="12" w:space="0"/>
               </w:tblBorders>
+              <w:tblLayout w:type="fixed"/>
+              <w:tblLook w:firstColumn="1" w:firstRow="1" w:lastColumn="0" w:lastRow="0" w:noHBand="0" w:noVBand="1" w:val="04A0"/>
+              <w:tblCaption w:val="Layout"/>
+              <w:tblDescription w:val="Layout table. It only arranges the page; read its cells in order."/>
             </w:tblPr>
             <w:tblGrid>
               <w:gridCol w:w="6768"/>
@@ -4901,7 +4966,7 @@
         <w:sz w:val="16"/>
         <w:szCs w:val="16"/>
       </w:rPr>
-      <w:t>Lesson 2.6 / Session 1  /  Regular  /  V2</w:t>
+      <w:t>Lesson 2.6 / Session 1</w:t>
     </w:r>
     <w:r>
       <w:rPr>
@@ -4967,7 +5032,7 @@
         <w:szCs w:val="16"/>
       </w:rPr>
       <w:tab/>
-      <w:t>HOMEWORK  /  V2</w:t>
+      <w:t>HOMEWORK</w:t>
     </w:r>
   </w:p>
 </w:hdr>
@@ -5405,19 +5470,20 @@
     <w:rsid w:val="00FC693F"/>
     <w:pPr>
       <w:keepNext/>
-      <w:keepLines/>
       <w:widowControl/>
-      <w:spacing w:before="200" w:after="120" w:line="269" w:lineRule="auto"/>
+      <w:spacing w:after="100" w:line="245" w:lineRule="auto" w:before="0"/>
       <w:ind w:left="0" w:right="0" w:firstLine="0"/>
+      <w:contextualSpacing/>
       <w:outlineLvl w:val="0"/>
     </w:pPr>
     <w:rPr>
       <w:rFonts w:ascii="Arial" w:hAnsi="Arial" w:eastAsia="Arial" w:cs="Arial"/>
       <w:b/>
-      <w:bCs/>
       <w:color w:val="183E56"/>
-      <w:sz w:val="34"/>
-      <w:szCs w:val="34"/>
+      <w:spacing w:val="5"/>
+      <w:kern w:val="28"/>
+      <w:sz w:val="46"/>
+      <w:szCs w:val="46"/>
     </w:rPr>
   </w:style>
   <w:style w:type="paragraph" w:styleId="Heading2">
@@ -5431,19 +5497,17 @@
     <w:rsid w:val="00FC693F"/>
     <w:pPr>
       <w:keepNext/>
-      <w:keepLines/>
       <w:widowControl/>
-      <w:spacing w:before="180" w:after="100" w:line="269" w:lineRule="auto"/>
+      <w:spacing w:before="200" w:after="120" w:line="269" w:lineRule="auto"/>
       <w:ind w:left="0" w:right="0" w:firstLine="0"/>
       <w:outlineLvl w:val="1"/>
     </w:pPr>
     <w:rPr>
       <w:rFonts w:ascii="Arial" w:hAnsi="Arial" w:eastAsia="Arial" w:cs="Arial"/>
       <w:b/>
-      <w:bCs/>
-      <w:color w:val="176B70"/>
-      <w:sz w:val="22"/>
-      <w:szCs w:val="22"/>
+      <w:color w:val="183E56"/>
+      <w:sz w:val="21"/>
+      <w:szCs w:val="21"/>
     </w:rPr>
   </w:style>
   <w:style w:type="paragraph" w:styleId="Heading3">

--- a/lessons/2-6-group2/homework.docx
+++ b/lessons/2-6-group2/homework.docx
@@ -58,7 +58,7 @@
       </w:r>
       <w:r>
         <w:rPr/>
-        <w:t>Maryland Standard 6.SP.B.5d   ·   Learning target — I can explain why the median is a better measure of center than the mean when a data set has an outlier.</w:t>
+        <w:t>Maryland Standard 6.NOS.2   ·   Learning target — I can explain why the median is a better measure of center than the mean when a data set has an outlier.</w:t>
         <w:br/>
         <w:t>Sentence Frame: "I know this because..."</w:t>
       </w:r>
